--- a/testakten/corporate-contract-law-projektvertrag-automation-augsburg/06_Vertragsentwurf_Helix_2026-09-09.docx
+++ b/testakten/corporate-contract-law-projektvertrag-automation-augsburg/06_Vertragsentwurf_Helix_2026-09-09.docx
@@ -18,6 +18,8 @@
     <w:p>
       <w:pPr>
         <w:pStyle w:val="Heading1"/>
+        <w:keepNext/>
+        <w:spacing w:after="0"/>
       </w:pPr>
       <w:r>
         <w:t>1 Vertragsparteien und Unterlagen</w:t>
@@ -25,11 +27,33 @@
     </w:p>
     <w:p>
       <w:pPr>
+        <w:keepNext/>
+        <w:spacing w:before="0" w:after="0" w:line="220" w:lineRule="exact"/>
+        <w:rPr>
+          <w:sz w:val="22"/>
+          <w:szCs w:val="22"/>
+        </w:rPr>
+      </w:pPr>
+    </w:p>
+    <w:p>
+      <w:pPr>
         <w:pStyle w:val="Heading2"/>
+        <w:keepNext/>
+        <w:spacing w:after="0"/>
       </w:pPr>
       <w:r>
         <w:t>1.1 Parteien</w:t>
       </w:r>
+    </w:p>
+    <w:p>
+      <w:pPr>
+        <w:keepNext/>
+        <w:spacing w:before="0" w:after="0" w:line="220" w:lineRule="exact"/>
+        <w:rPr>
+          <w:sz w:val="22"/>
+          <w:szCs w:val="22"/>
+        </w:rPr>
+      </w:pPr>
     </w:p>
     <w:p>
       <w:r>
@@ -39,10 +63,22 @@
     <w:p>
       <w:pPr>
         <w:pStyle w:val="Heading2"/>
+        <w:keepNext/>
+        <w:spacing w:after="0"/>
       </w:pPr>
       <w:r>
         <w:t>1.2 Vertragsbestandteile</w:t>
       </w:r>
+    </w:p>
+    <w:p>
+      <w:pPr>
+        <w:keepNext/>
+        <w:spacing w:before="0" w:after="0" w:line="220" w:lineRule="exact"/>
+        <w:rPr>
+          <w:sz w:val="22"/>
+          <w:szCs w:val="22"/>
+        </w:rPr>
+      </w:pPr>
     </w:p>
     <w:p>
       <w:r>
@@ -52,6 +88,8 @@
     <w:p>
       <w:pPr>
         <w:pStyle w:val="Heading1"/>
+        <w:keepNext/>
+        <w:spacing w:after="0"/>
       </w:pPr>
       <w:r>
         <w:t>2 Liefergegenstand und Leistung</w:t>
@@ -59,11 +97,33 @@
     </w:p>
     <w:p>
       <w:pPr>
+        <w:keepNext/>
+        <w:spacing w:before="0" w:after="0" w:line="220" w:lineRule="exact"/>
+        <w:rPr>
+          <w:sz w:val="22"/>
+          <w:szCs w:val="22"/>
+        </w:rPr>
+      </w:pPr>
+    </w:p>
+    <w:p>
+      <w:pPr>
         <w:pStyle w:val="Heading2"/>
+        <w:keepNext/>
+        <w:spacing w:after="0"/>
       </w:pPr>
       <w:r>
         <w:t>2.1 Gesamtpaket</w:t>
       </w:r>
+    </w:p>
+    <w:p>
+      <w:pPr>
+        <w:keepNext/>
+        <w:spacing w:before="0" w:after="0" w:line="220" w:lineRule="exact"/>
+        <w:rPr>
+          <w:sz w:val="22"/>
+          <w:szCs w:val="22"/>
+        </w:rPr>
+      </w:pPr>
     </w:p>
     <w:p>
       <w:r>
@@ -73,10 +133,22 @@
     <w:p>
       <w:pPr>
         <w:pStyle w:val="Heading2"/>
+        <w:keepNext/>
+        <w:spacing w:after="0"/>
       </w:pPr>
       <w:r>
         <w:t>2.2 Bestandsmaschinen</w:t>
       </w:r>
+    </w:p>
+    <w:p>
+      <w:pPr>
+        <w:keepNext/>
+        <w:spacing w:before="0" w:after="0" w:line="220" w:lineRule="exact"/>
+        <w:rPr>
+          <w:sz w:val="22"/>
+          <w:szCs w:val="22"/>
+        </w:rPr>
+      </w:pPr>
     </w:p>
     <w:p>
       <w:r>
@@ -86,10 +158,22 @@
     <w:p>
       <w:pPr>
         <w:pStyle w:val="Heading2"/>
+        <w:keepNext/>
+        <w:spacing w:after="0"/>
       </w:pPr>
       <w:r>
         <w:t>2.3 Unterauftragnehmer</w:t>
       </w:r>
+    </w:p>
+    <w:p>
+      <w:pPr>
+        <w:keepNext/>
+        <w:spacing w:before="0" w:after="0" w:line="220" w:lineRule="exact"/>
+        <w:rPr>
+          <w:sz w:val="22"/>
+          <w:szCs w:val="22"/>
+        </w:rPr>
+      </w:pPr>
     </w:p>
     <w:p>
       <w:r>
@@ -99,6 +183,8 @@
     <w:p>
       <w:pPr>
         <w:pStyle w:val="Heading1"/>
+        <w:keepNext/>
+        <w:spacing w:after="0"/>
       </w:pPr>
       <w:r>
         <w:t>3 Vergütung</w:t>
@@ -106,11 +192,33 @@
     </w:p>
     <w:p>
       <w:pPr>
+        <w:keepNext/>
+        <w:spacing w:before="0" w:after="0" w:line="220" w:lineRule="exact"/>
+        <w:rPr>
+          <w:sz w:val="22"/>
+          <w:szCs w:val="22"/>
+        </w:rPr>
+      </w:pPr>
+    </w:p>
+    <w:p>
+      <w:pPr>
         <w:pStyle w:val="Heading2"/>
+        <w:keepNext/>
+        <w:spacing w:after="0"/>
       </w:pPr>
       <w:r>
         <w:t>3.1 Preis</w:t>
       </w:r>
+    </w:p>
+    <w:p>
+      <w:pPr>
+        <w:keepNext/>
+        <w:spacing w:before="0" w:after="0" w:line="220" w:lineRule="exact"/>
+        <w:rPr>
+          <w:sz w:val="22"/>
+          <w:szCs w:val="22"/>
+        </w:rPr>
+      </w:pPr>
     </w:p>
     <w:p>
       <w:r>
@@ -120,10 +228,22 @@
     <w:p>
       <w:pPr>
         <w:pStyle w:val="Heading2"/>
+        <w:keepNext/>
+        <w:spacing w:after="0"/>
       </w:pPr>
       <w:r>
         <w:t>3.2 Zahlungsfolge</w:t>
       </w:r>
+    </w:p>
+    <w:p>
+      <w:pPr>
+        <w:keepNext/>
+        <w:spacing w:before="0" w:after="0" w:line="220" w:lineRule="exact"/>
+        <w:rPr>
+          <w:sz w:val="22"/>
+          <w:szCs w:val="22"/>
+        </w:rPr>
+      </w:pPr>
     </w:p>
     <w:p>
       <w:r>
@@ -133,6 +253,8 @@
     <w:p>
       <w:pPr>
         <w:pStyle w:val="Heading1"/>
+        <w:keepNext/>
+        <w:spacing w:after="0"/>
       </w:pPr>
       <w:r>
         <w:t>4 Termine und Mitwirkung</w:t>
@@ -140,11 +262,33 @@
     </w:p>
     <w:p>
       <w:pPr>
+        <w:keepNext/>
+        <w:spacing w:before="0" w:after="0" w:line="220" w:lineRule="exact"/>
+        <w:rPr>
+          <w:sz w:val="22"/>
+          <w:szCs w:val="22"/>
+        </w:rPr>
+      </w:pPr>
+    </w:p>
+    <w:p>
+      <w:pPr>
         <w:pStyle w:val="Heading2"/>
+        <w:keepNext/>
+        <w:spacing w:after="0"/>
       </w:pPr>
       <w:r>
         <w:t>4.1 Planungsgrundlage</w:t>
       </w:r>
+    </w:p>
+    <w:p>
+      <w:pPr>
+        <w:keepNext/>
+        <w:spacing w:before="0" w:after="0" w:line="220" w:lineRule="exact"/>
+        <w:rPr>
+          <w:sz w:val="22"/>
+          <w:szCs w:val="22"/>
+        </w:rPr>
+      </w:pPr>
     </w:p>
     <w:p>
       <w:r>
@@ -154,10 +298,22 @@
     <w:p>
       <w:pPr>
         <w:pStyle w:val="Heading2"/>
+        <w:keepNext/>
+        <w:spacing w:after="0"/>
       </w:pPr>
       <w:r>
         <w:t>4.2 Bauseitige Voraussetzungen</w:t>
       </w:r>
+    </w:p>
+    <w:p>
+      <w:pPr>
+        <w:keepNext/>
+        <w:spacing w:before="0" w:after="0" w:line="220" w:lineRule="exact"/>
+        <w:rPr>
+          <w:sz w:val="22"/>
+          <w:szCs w:val="22"/>
+        </w:rPr>
+      </w:pPr>
     </w:p>
     <w:p>
       <w:r>
@@ -167,10 +323,22 @@
     <w:p>
       <w:pPr>
         <w:pStyle w:val="Heading2"/>
+        <w:keepNext/>
+        <w:spacing w:after="0"/>
       </w:pPr>
       <w:r>
         <w:t>4.3 Fehlende Voraussetzungen</w:t>
       </w:r>
+    </w:p>
+    <w:p>
+      <w:pPr>
+        <w:keepNext/>
+        <w:spacing w:before="0" w:after="0" w:line="220" w:lineRule="exact"/>
+        <w:rPr>
+          <w:sz w:val="22"/>
+          <w:szCs w:val="22"/>
+        </w:rPr>
+      </w:pPr>
     </w:p>
     <w:p>
       <w:r>
@@ -180,6 +348,8 @@
     <w:p>
       <w:pPr>
         <w:pStyle w:val="Heading1"/>
+        <w:keepNext/>
+        <w:spacing w:after="0"/>
       </w:pPr>
       <w:r>
         <w:t>5 Lieferung und Eigentum</w:t>
@@ -187,11 +357,33 @@
     </w:p>
     <w:p>
       <w:pPr>
+        <w:keepNext/>
+        <w:spacing w:before="0" w:after="0" w:line="220" w:lineRule="exact"/>
+        <w:rPr>
+          <w:sz w:val="22"/>
+          <w:szCs w:val="22"/>
+        </w:rPr>
+      </w:pPr>
+    </w:p>
+    <w:p>
+      <w:pPr>
         <w:pStyle w:val="Heading2"/>
+        <w:keepNext/>
+        <w:spacing w:after="0"/>
       </w:pPr>
       <w:r>
         <w:t>5.1 Transport und Lagerung</w:t>
       </w:r>
+    </w:p>
+    <w:p>
+      <w:pPr>
+        <w:keepNext/>
+        <w:spacing w:before="0" w:after="0" w:line="220" w:lineRule="exact"/>
+        <w:rPr>
+          <w:sz w:val="22"/>
+          <w:szCs w:val="22"/>
+        </w:rPr>
+      </w:pPr>
     </w:p>
     <w:p>
       <w:r>
@@ -201,10 +393,22 @@
     <w:p>
       <w:pPr>
         <w:pStyle w:val="Heading2"/>
+        <w:keepNext/>
+        <w:spacing w:after="0"/>
       </w:pPr>
       <w:r>
         <w:t>5.2 Eigentumsvorbehalt</w:t>
       </w:r>
+    </w:p>
+    <w:p>
+      <w:pPr>
+        <w:keepNext/>
+        <w:spacing w:before="0" w:after="0" w:line="220" w:lineRule="exact"/>
+        <w:rPr>
+          <w:sz w:val="22"/>
+          <w:szCs w:val="22"/>
+        </w:rPr>
+      </w:pPr>
     </w:p>
     <w:p>
       <w:r>
@@ -214,6 +418,8 @@
     <w:p>
       <w:pPr>
         <w:pStyle w:val="Heading1"/>
+        <w:keepNext/>
+        <w:spacing w:after="0"/>
       </w:pPr>
       <w:r>
         <w:t>6 Änderungen</w:t>
@@ -221,11 +427,33 @@
     </w:p>
     <w:p>
       <w:pPr>
+        <w:keepNext/>
+        <w:spacing w:before="0" w:after="0" w:line="220" w:lineRule="exact"/>
+        <w:rPr>
+          <w:sz w:val="22"/>
+          <w:szCs w:val="22"/>
+        </w:rPr>
+      </w:pPr>
+    </w:p>
+    <w:p>
+      <w:pPr>
         <w:pStyle w:val="Heading2"/>
+        <w:keepNext/>
+        <w:spacing w:after="0"/>
       </w:pPr>
       <w:r>
         <w:t>6.1 Änderungsangebot</w:t>
       </w:r>
+    </w:p>
+    <w:p>
+      <w:pPr>
+        <w:keepNext/>
+        <w:spacing w:before="0" w:after="0" w:line="220" w:lineRule="exact"/>
+        <w:rPr>
+          <w:sz w:val="22"/>
+          <w:szCs w:val="22"/>
+        </w:rPr>
+      </w:pPr>
     </w:p>
     <w:p>
       <w:r>
@@ -235,10 +463,22 @@
     <w:p>
       <w:pPr>
         <w:pStyle w:val="Heading2"/>
+        <w:keepNext/>
+        <w:spacing w:after="0"/>
       </w:pPr>
       <w:r>
         <w:t>6.2 Ausführung</w:t>
       </w:r>
+    </w:p>
+    <w:p>
+      <w:pPr>
+        <w:keepNext/>
+        <w:spacing w:before="0" w:after="0" w:line="220" w:lineRule="exact"/>
+        <w:rPr>
+          <w:sz w:val="22"/>
+          <w:szCs w:val="22"/>
+        </w:rPr>
+      </w:pPr>
     </w:p>
     <w:p>
       <w:r>
@@ -248,6 +488,8 @@
     <w:p>
       <w:pPr>
         <w:pStyle w:val="Heading1"/>
+        <w:keepNext/>
+        <w:spacing w:after="0"/>
       </w:pPr>
       <w:r>
         <w:t>7 Prüfungen und Abnahme</w:t>
@@ -255,11 +497,33 @@
     </w:p>
     <w:p>
       <w:pPr>
+        <w:keepNext/>
+        <w:spacing w:before="0" w:after="0" w:line="220" w:lineRule="exact"/>
+        <w:rPr>
+          <w:sz w:val="22"/>
+          <w:szCs w:val="22"/>
+        </w:rPr>
+      </w:pPr>
+    </w:p>
+    <w:p>
+      <w:pPr>
         <w:pStyle w:val="Heading2"/>
+        <w:keepNext/>
+        <w:spacing w:after="0"/>
       </w:pPr>
       <w:r>
         <w:t>7.1 Werkprüfung</w:t>
       </w:r>
+    </w:p>
+    <w:p>
+      <w:pPr>
+        <w:keepNext/>
+        <w:spacing w:before="0" w:after="0" w:line="220" w:lineRule="exact"/>
+        <w:rPr>
+          <w:sz w:val="22"/>
+          <w:szCs w:val="22"/>
+        </w:rPr>
+      </w:pPr>
     </w:p>
     <w:p>
       <w:r>
@@ -269,10 +533,22 @@
     <w:p>
       <w:pPr>
         <w:pStyle w:val="Heading2"/>
+        <w:keepNext/>
+        <w:spacing w:after="0"/>
       </w:pPr>
       <w:r>
         <w:t>7.2 Leistungslauf am Standort</w:t>
       </w:r>
+    </w:p>
+    <w:p>
+      <w:pPr>
+        <w:keepNext/>
+        <w:spacing w:before="0" w:after="0" w:line="220" w:lineRule="exact"/>
+        <w:rPr>
+          <w:sz w:val="22"/>
+          <w:szCs w:val="22"/>
+        </w:rPr>
+      </w:pPr>
     </w:p>
     <w:p>
       <w:r>
@@ -282,10 +558,22 @@
     <w:p>
       <w:pPr>
         <w:pStyle w:val="Heading2"/>
+        <w:keepNext/>
+        <w:spacing w:after="0"/>
       </w:pPr>
       <w:r>
         <w:t>7.3 Erklärung</w:t>
       </w:r>
+    </w:p>
+    <w:p>
+      <w:pPr>
+        <w:keepNext/>
+        <w:spacing w:before="0" w:after="0" w:line="220" w:lineRule="exact"/>
+        <w:rPr>
+          <w:sz w:val="22"/>
+          <w:szCs w:val="22"/>
+        </w:rPr>
+      </w:pPr>
     </w:p>
     <w:p>
       <w:r>
@@ -295,10 +583,22 @@
     <w:p>
       <w:pPr>
         <w:pStyle w:val="Heading2"/>
+        <w:keepNext/>
+        <w:spacing w:after="0"/>
       </w:pPr>
       <w:r>
         <w:t>7.4 Nutzung und ausbleibende Erklärung</w:t>
       </w:r>
+    </w:p>
+    <w:p>
+      <w:pPr>
+        <w:keepNext/>
+        <w:spacing w:before="0" w:after="0" w:line="220" w:lineRule="exact"/>
+        <w:rPr>
+          <w:sz w:val="22"/>
+          <w:szCs w:val="22"/>
+        </w:rPr>
+      </w:pPr>
     </w:p>
     <w:p>
       <w:r>
@@ -308,6 +608,8 @@
     <w:p>
       <w:pPr>
         <w:pStyle w:val="Heading1"/>
+        <w:keepNext/>
+        <w:spacing w:after="0"/>
       </w:pPr>
       <w:r>
         <w:t>8 Dokumentation und Software</w:t>
@@ -315,11 +617,33 @@
     </w:p>
     <w:p>
       <w:pPr>
+        <w:keepNext/>
+        <w:spacing w:before="0" w:after="0" w:line="220" w:lineRule="exact"/>
+        <w:rPr>
+          <w:sz w:val="22"/>
+          <w:szCs w:val="22"/>
+        </w:rPr>
+      </w:pPr>
+    </w:p>
+    <w:p>
+      <w:pPr>
         <w:pStyle w:val="Heading2"/>
+        <w:keepNext/>
+        <w:spacing w:after="0"/>
       </w:pPr>
       <w:r>
         <w:t>8.1 Übergabe</w:t>
       </w:r>
+    </w:p>
+    <w:p>
+      <w:pPr>
+        <w:keepNext/>
+        <w:spacing w:before="0" w:after="0" w:line="220" w:lineRule="exact"/>
+        <w:rPr>
+          <w:sz w:val="22"/>
+          <w:szCs w:val="22"/>
+        </w:rPr>
+      </w:pPr>
     </w:p>
     <w:p>
       <w:r>
@@ -329,10 +653,22 @@
     <w:p>
       <w:pPr>
         <w:pStyle w:val="Heading2"/>
+        <w:keepNext/>
+        <w:spacing w:after="0"/>
       </w:pPr>
       <w:r>
         <w:t>8.2 Nutzungsumfang</w:t>
       </w:r>
+    </w:p>
+    <w:p>
+      <w:pPr>
+        <w:keepNext/>
+        <w:spacing w:before="0" w:after="0" w:line="220" w:lineRule="exact"/>
+        <w:rPr>
+          <w:sz w:val="22"/>
+          <w:szCs w:val="22"/>
+        </w:rPr>
+      </w:pPr>
     </w:p>
     <w:p>
       <w:r>
@@ -342,10 +678,22 @@
     <w:p>
       <w:pPr>
         <w:pStyle w:val="Heading2"/>
+        <w:keepNext/>
+        <w:spacing w:after="0"/>
       </w:pPr>
       <w:r>
         <w:t>8.3 Fernzugriff</w:t>
       </w:r>
+    </w:p>
+    <w:p>
+      <w:pPr>
+        <w:keepNext/>
+        <w:spacing w:before="0" w:after="0" w:line="220" w:lineRule="exact"/>
+        <w:rPr>
+          <w:sz w:val="22"/>
+          <w:szCs w:val="22"/>
+        </w:rPr>
+      </w:pPr>
     </w:p>
     <w:p>
       <w:r>
@@ -355,6 +703,8 @@
     <w:p>
       <w:pPr>
         <w:pStyle w:val="Heading1"/>
+        <w:keepNext/>
+        <w:spacing w:after="0"/>
       </w:pPr>
       <w:r>
         <w:t>9 Mängelbearbeitung und Betreuung</w:t>
@@ -362,11 +712,33 @@
     </w:p>
     <w:p>
       <w:pPr>
+        <w:keepNext/>
+        <w:spacing w:before="0" w:after="0" w:line="220" w:lineRule="exact"/>
+        <w:rPr>
+          <w:sz w:val="22"/>
+          <w:szCs w:val="22"/>
+        </w:rPr>
+      </w:pPr>
+    </w:p>
+    <w:p>
+      <w:pPr>
         <w:pStyle w:val="Heading2"/>
+        <w:keepNext/>
+        <w:spacing w:after="0"/>
       </w:pPr>
       <w:r>
         <w:t>9.1 Meldung und Nacharbeit</w:t>
       </w:r>
+    </w:p>
+    <w:p>
+      <w:pPr>
+        <w:keepNext/>
+        <w:spacing w:before="0" w:after="0" w:line="220" w:lineRule="exact"/>
+        <w:rPr>
+          <w:sz w:val="22"/>
+          <w:szCs w:val="22"/>
+        </w:rPr>
+      </w:pPr>
     </w:p>
     <w:p>
       <w:r>
@@ -376,10 +748,22 @@
     <w:p>
       <w:pPr>
         <w:pStyle w:val="Heading2"/>
+        <w:keepNext/>
+        <w:spacing w:after="0"/>
       </w:pPr>
       <w:r>
         <w:t>9.2 Zeitraum und Abgrenzung</w:t>
       </w:r>
+    </w:p>
+    <w:p>
+      <w:pPr>
+        <w:keepNext/>
+        <w:spacing w:before="0" w:after="0" w:line="220" w:lineRule="exact"/>
+        <w:rPr>
+          <w:sz w:val="22"/>
+          <w:szCs w:val="22"/>
+        </w:rPr>
+      </w:pPr>
     </w:p>
     <w:p>
       <w:r>
@@ -389,10 +773,22 @@
     <w:p>
       <w:pPr>
         <w:pStyle w:val="Heading2"/>
+        <w:keepNext/>
+        <w:spacing w:after="0"/>
       </w:pPr>
       <w:r>
         <w:t>9.3 Zusätzlicher Service</w:t>
       </w:r>
+    </w:p>
+    <w:p>
+      <w:pPr>
+        <w:keepNext/>
+        <w:spacing w:before="0" w:after="0" w:line="220" w:lineRule="exact"/>
+        <w:rPr>
+          <w:sz w:val="22"/>
+          <w:szCs w:val="22"/>
+        </w:rPr>
+      </w:pPr>
     </w:p>
     <w:p>
       <w:r>
@@ -402,6 +798,8 @@
     <w:p>
       <w:pPr>
         <w:pStyle w:val="Heading1"/>
+        <w:keepNext/>
+        <w:spacing w:after="0"/>
       </w:pPr>
       <w:r>
         <w:t>10 Verantwortlichkeit und Haftung</w:t>
@@ -409,11 +807,33 @@
     </w:p>
     <w:p>
       <w:pPr>
+        <w:keepNext/>
+        <w:spacing w:before="0" w:after="0" w:line="220" w:lineRule="exact"/>
+        <w:rPr>
+          <w:sz w:val="22"/>
+          <w:szCs w:val="22"/>
+        </w:rPr>
+      </w:pPr>
+    </w:p>
+    <w:p>
+      <w:pPr>
         <w:pStyle w:val="Heading2"/>
+        <w:keepNext/>
+        <w:spacing w:after="0"/>
       </w:pPr>
       <w:r>
         <w:t>10.1 Schäden</w:t>
       </w:r>
+    </w:p>
+    <w:p>
+      <w:pPr>
+        <w:keepNext/>
+        <w:spacing w:before="0" w:after="0" w:line="220" w:lineRule="exact"/>
+        <w:rPr>
+          <w:sz w:val="22"/>
+          <w:szCs w:val="22"/>
+        </w:rPr>
+      </w:pPr>
     </w:p>
     <w:p>
       <w:r>
@@ -423,10 +843,22 @@
     <w:p>
       <w:pPr>
         <w:pStyle w:val="Heading2"/>
+        <w:keepNext/>
+        <w:spacing w:after="0"/>
       </w:pPr>
       <w:r>
         <w:t>10.2 Schadenminderung</w:t>
       </w:r>
+    </w:p>
+    <w:p>
+      <w:pPr>
+        <w:keepNext/>
+        <w:spacing w:before="0" w:after="0" w:line="220" w:lineRule="exact"/>
+        <w:rPr>
+          <w:sz w:val="22"/>
+          <w:szCs w:val="22"/>
+        </w:rPr>
+      </w:pPr>
     </w:p>
     <w:p>
       <w:r>
@@ -436,6 +868,8 @@
     <w:p>
       <w:pPr>
         <w:pStyle w:val="Heading1"/>
+        <w:keepNext/>
+        <w:spacing w:after="0"/>
       </w:pPr>
       <w:r>
         <w:t>11 Unterbrechung und Beendigung</w:t>
@@ -443,11 +877,33 @@
     </w:p>
     <w:p>
       <w:pPr>
+        <w:keepNext/>
+        <w:spacing w:before="0" w:after="0" w:line="220" w:lineRule="exact"/>
+        <w:rPr>
+          <w:sz w:val="22"/>
+          <w:szCs w:val="22"/>
+        </w:rPr>
+      </w:pPr>
+    </w:p>
+    <w:p>
+      <w:pPr>
         <w:pStyle w:val="Heading2"/>
+        <w:keepNext/>
+        <w:spacing w:after="0"/>
       </w:pPr>
       <w:r>
         <w:t>11.1 Abhilfe</w:t>
       </w:r>
+    </w:p>
+    <w:p>
+      <w:pPr>
+        <w:keepNext/>
+        <w:spacing w:before="0" w:after="0" w:line="220" w:lineRule="exact"/>
+        <w:rPr>
+          <w:sz w:val="22"/>
+          <w:szCs w:val="22"/>
+        </w:rPr>
+      </w:pPr>
     </w:p>
     <w:p>
       <w:r>
@@ -457,10 +913,22 @@
     <w:p>
       <w:pPr>
         <w:pStyle w:val="Heading2"/>
+        <w:keepNext/>
+        <w:spacing w:after="0"/>
       </w:pPr>
       <w:r>
         <w:t>11.2 Abrechnung bei Projektabbruch</w:t>
       </w:r>
+    </w:p>
+    <w:p>
+      <w:pPr>
+        <w:keepNext/>
+        <w:spacing w:before="0" w:after="0" w:line="220" w:lineRule="exact"/>
+        <w:rPr>
+          <w:sz w:val="22"/>
+          <w:szCs w:val="22"/>
+        </w:rPr>
+      </w:pPr>
     </w:p>
     <w:p>
       <w:r>
@@ -470,10 +938,22 @@
     <w:p>
       <w:pPr>
         <w:pStyle w:val="Heading2"/>
+        <w:keepNext/>
+        <w:spacing w:after="0"/>
       </w:pPr>
       <w:r>
         <w:t>11.3 Herausgabe und Weiterführung</w:t>
       </w:r>
+    </w:p>
+    <w:p>
+      <w:pPr>
+        <w:keepNext/>
+        <w:spacing w:before="0" w:after="0" w:line="220" w:lineRule="exact"/>
+        <w:rPr>
+          <w:sz w:val="22"/>
+          <w:szCs w:val="22"/>
+        </w:rPr>
+      </w:pPr>
     </w:p>
     <w:p>
       <w:r>
@@ -483,10 +963,22 @@
     <w:p>
       <w:pPr>
         <w:pStyle w:val="Heading2"/>
+        <w:keepNext/>
+        <w:spacing w:after="0"/>
       </w:pPr>
       <w:r>
         <w:t>11.4 Längere Unterbrechung</w:t>
       </w:r>
+    </w:p>
+    <w:p>
+      <w:pPr>
+        <w:keepNext/>
+        <w:spacing w:before="0" w:after="0" w:line="220" w:lineRule="exact"/>
+        <w:rPr>
+          <w:sz w:val="22"/>
+          <w:szCs w:val="22"/>
+        </w:rPr>
+      </w:pPr>
     </w:p>
     <w:p>
       <w:r>
@@ -496,10 +988,22 @@
     <w:p>
       <w:pPr>
         <w:pStyle w:val="Heading1"/>
+        <w:keepNext/>
+        <w:spacing w:after="0"/>
       </w:pPr>
       <w:r>
         <w:t>12 Vertrauliche Informationen</w:t>
       </w:r>
+    </w:p>
+    <w:p>
+      <w:pPr>
+        <w:keepNext/>
+        <w:spacing w:before="0" w:after="0" w:line="220" w:lineRule="exact"/>
+        <w:rPr>
+          <w:sz w:val="22"/>
+          <w:szCs w:val="22"/>
+        </w:rPr>
+      </w:pPr>
     </w:p>
     <w:p>
       <w:r>
@@ -509,10 +1013,22 @@
     <w:p>
       <w:pPr>
         <w:pStyle w:val="Heading1"/>
+        <w:keepNext/>
+        <w:spacing w:after="0"/>
       </w:pPr>
       <w:r>
         <w:t>13 Ansprechpartner und Erklärungen</w:t>
       </w:r>
+    </w:p>
+    <w:p>
+      <w:pPr>
+        <w:keepNext/>
+        <w:spacing w:before="0" w:after="0" w:line="220" w:lineRule="exact"/>
+        <w:rPr>
+          <w:sz w:val="22"/>
+          <w:szCs w:val="22"/>
+        </w:rPr>
+      </w:pPr>
     </w:p>
     <w:p>
       <w:r>
@@ -522,10 +1038,22 @@
     <w:p>
       <w:pPr>
         <w:pStyle w:val="Heading1"/>
+        <w:keepNext/>
+        <w:spacing w:after="0"/>
       </w:pPr>
       <w:r>
         <w:t>14 Recht und Gerichtsstand</w:t>
       </w:r>
+    </w:p>
+    <w:p>
+      <w:pPr>
+        <w:keepNext/>
+        <w:spacing w:before="0" w:after="0" w:line="220" w:lineRule="exact"/>
+        <w:rPr>
+          <w:sz w:val="22"/>
+          <w:szCs w:val="22"/>
+        </w:rPr>
+      </w:pPr>
     </w:p>
     <w:p>
       <w:r>
@@ -535,10 +1063,22 @@
     <w:p>
       <w:pPr>
         <w:pStyle w:val="Heading1"/>
+        <w:keepNext/>
+        <w:spacing w:after="0"/>
       </w:pPr>
       <w:r>
         <w:t>15 Abschluss und Anlagenstand</w:t>
       </w:r>
+    </w:p>
+    <w:p>
+      <w:pPr>
+        <w:keepNext/>
+        <w:spacing w:before="0" w:after="0" w:line="220" w:lineRule="exact"/>
+        <w:rPr>
+          <w:sz w:val="22"/>
+          <w:szCs w:val="22"/>
+        </w:rPr>
+      </w:pPr>
     </w:p>
     <w:p>
       <w:pPr>
@@ -1039,7 +1579,7 @@
     <w:pPr>
       <w:keepNext/>
       <w:keepLines/>
-      <w:spacing w:before="160" w:after="120"/>
+      <w:spacing w:before="160" w:after="0"/>
       <w:outlineLvl w:val="0"/>
     </w:pPr>
     <w:rPr>
@@ -1063,7 +1603,7 @@
     <w:pPr>
       <w:keepNext/>
       <w:keepLines/>
-      <w:spacing w:before="160" w:after="120"/>
+      <w:spacing w:before="160" w:after="0"/>
       <w:outlineLvl w:val="1"/>
     </w:pPr>
     <w:rPr>
